--- a/Linas_Beinorius_EEI_22_LD2.docx
+++ b/Linas_Beinorius_EEI_22_LD2.docx
@@ -530,7 +530,7 @@
         </mc:AlternateContent>
       </w:r>
     </w:p>
-    <w:bookmarkStart w:id="6" w:name="_Toc211519168" w:displacedByCustomXml="next"/>
+    <w:bookmarkStart w:id="6" w:name="_Toc212137283" w:displacedByCustomXml="next"/>
     <w:sdt>
       <w:sdtPr>
         <w:rPr>
@@ -582,7 +582,7 @@
           <w:r>
             <w:fldChar w:fldCharType="separate"/>
           </w:r>
-          <w:hyperlink w:anchor="_Toc211519168" w:history="1">
+          <w:hyperlink w:anchor="_Toc212137283" w:history="1">
             <w:r>
               <w:rPr>
                 <w:rStyle w:val="Hyperlink"/>
@@ -605,7 +605,7 @@
               <w:rPr>
                 <w:webHidden/>
               </w:rPr>
-              <w:instrText xml:space="preserve"> PAGEREF _Toc211519168 \h </w:instrText>
+              <w:instrText xml:space="preserve"> PAGEREF _Toc212137283 \h </w:instrText>
             </w:r>
             <w:r>
               <w:rPr>
@@ -644,7 +644,7 @@
               <w14:ligatures w14:val="standardContextual"/>
             </w:rPr>
           </w:pPr>
-          <w:hyperlink w:anchor="_Toc211519169" w:history="1">
+          <w:hyperlink w:anchor="_Toc212137284" w:history="1">
             <w:r>
               <w:rPr>
                 <w:rStyle w:val="Hyperlink"/>
@@ -667,7 +667,7 @@
               <w:rPr>
                 <w:webHidden/>
               </w:rPr>
-              <w:instrText xml:space="preserve"> PAGEREF _Toc211519169 \h </w:instrText>
+              <w:instrText xml:space="preserve"> PAGEREF _Toc212137284 \h </w:instrText>
             </w:r>
             <w:r>
               <w:rPr>
@@ -706,7 +706,7 @@
               <w14:ligatures w14:val="standardContextual"/>
             </w:rPr>
           </w:pPr>
-          <w:hyperlink w:anchor="_Toc211519170" w:history="1">
+          <w:hyperlink w:anchor="_Toc212137285" w:history="1">
             <w:r>
               <w:rPr>
                 <w:rStyle w:val="Hyperlink"/>
@@ -729,7 +729,7 @@
               <w:rPr>
                 <w:webHidden/>
               </w:rPr>
-              <w:instrText xml:space="preserve"> PAGEREF _Toc211519170 \h </w:instrText>
+              <w:instrText xml:space="preserve"> PAGEREF _Toc212137285 \h </w:instrText>
             </w:r>
             <w:r>
               <w:rPr>
@@ -768,7 +768,7 @@
               <w14:ligatures w14:val="standardContextual"/>
             </w:rPr>
           </w:pPr>
-          <w:hyperlink w:anchor="_Toc211519171" w:history="1">
+          <w:hyperlink w:anchor="_Toc212137286" w:history="1">
             <w:r>
               <w:rPr>
                 <w:rStyle w:val="Hyperlink"/>
@@ -808,7 +808,7 @@
               <w:rPr>
                 <w:webHidden/>
               </w:rPr>
-              <w:instrText xml:space="preserve"> PAGEREF _Toc211519171 \h </w:instrText>
+              <w:instrText xml:space="preserve"> PAGEREF _Toc212137286 \h </w:instrText>
             </w:r>
             <w:r>
               <w:rPr>
@@ -846,7 +846,7 @@
               <w14:ligatures w14:val="standardContextual"/>
             </w:rPr>
           </w:pPr>
-          <w:hyperlink w:anchor="_Toc211519172" w:history="1">
+          <w:hyperlink w:anchor="_Toc212137287" w:history="1">
             <w:r>
               <w:rPr>
                 <w:rStyle w:val="Hyperlink"/>
@@ -869,7 +869,7 @@
               <w:rPr>
                 <w:webHidden/>
               </w:rPr>
-              <w:instrText xml:space="preserve"> PAGEREF _Toc211519172 \h </w:instrText>
+              <w:instrText xml:space="preserve"> PAGEREF _Toc212137287 \h </w:instrText>
             </w:r>
             <w:r>
               <w:rPr>
@@ -907,7 +907,7 @@
               <w14:ligatures w14:val="standardContextual"/>
             </w:rPr>
           </w:pPr>
-          <w:hyperlink w:anchor="_Toc211519173" w:history="1">
+          <w:hyperlink w:anchor="_Toc212137288" w:history="1">
             <w:r>
               <w:rPr>
                 <w:rStyle w:val="Hyperlink"/>
@@ -931,7 +931,7 @@
               <w:rPr>
                 <w:webHidden/>
               </w:rPr>
-              <w:instrText xml:space="preserve"> PAGEREF _Toc211519173 \h </w:instrText>
+              <w:instrText xml:space="preserve"> PAGEREF _Toc212137288 \h </w:instrText>
             </w:r>
             <w:r>
               <w:rPr>
@@ -969,7 +969,7 @@
               <w14:ligatures w14:val="standardContextual"/>
             </w:rPr>
           </w:pPr>
-          <w:hyperlink w:anchor="_Toc211519174" w:history="1">
+          <w:hyperlink w:anchor="_Toc212137289" w:history="1">
             <w:r>
               <w:rPr>
                 <w:rStyle w:val="Hyperlink"/>
@@ -993,7 +993,7 @@
               <w:rPr>
                 <w:webHidden/>
               </w:rPr>
-              <w:instrText xml:space="preserve"> PAGEREF _Toc211519174 \h </w:instrText>
+              <w:instrText xml:space="preserve"> PAGEREF _Toc212137289 \h </w:instrText>
             </w:r>
             <w:r>
               <w:rPr>
@@ -1031,7 +1031,7 @@
               <w14:ligatures w14:val="standardContextual"/>
             </w:rPr>
           </w:pPr>
-          <w:hyperlink w:anchor="_Toc211519175" w:history="1">
+          <w:hyperlink w:anchor="_Toc212137290" w:history="1">
             <w:r>
               <w:rPr>
                 <w:rStyle w:val="Hyperlink"/>
@@ -1055,7 +1055,7 @@
               <w:rPr>
                 <w:webHidden/>
               </w:rPr>
-              <w:instrText xml:space="preserve"> PAGEREF _Toc211519175 \h </w:instrText>
+              <w:instrText xml:space="preserve"> PAGEREF _Toc212137290 \h </w:instrText>
             </w:r>
             <w:r>
               <w:rPr>
@@ -1094,7 +1094,7 @@
               <w14:ligatures w14:val="standardContextual"/>
             </w:rPr>
           </w:pPr>
-          <w:hyperlink w:anchor="_Toc211519176" w:history="1">
+          <w:hyperlink w:anchor="_Toc212137291" w:history="1">
             <w:r>
               <w:rPr>
                 <w:rStyle w:val="Hyperlink"/>
@@ -1117,7 +1117,7 @@
               <w:rPr>
                 <w:webHidden/>
               </w:rPr>
-              <w:instrText xml:space="preserve"> PAGEREF _Toc211519176 \h </w:instrText>
+              <w:instrText xml:space="preserve"> PAGEREF _Toc212137291 \h </w:instrText>
             </w:r>
             <w:r>
               <w:rPr>
@@ -1156,7 +1156,7 @@
               <w14:ligatures w14:val="standardContextual"/>
             </w:rPr>
           </w:pPr>
-          <w:hyperlink w:anchor="_Toc211519177" w:history="1">
+          <w:hyperlink w:anchor="_Toc212137292" w:history="1">
             <w:r>
               <w:rPr>
                 <w:rStyle w:val="Hyperlink"/>
@@ -1179,7 +1179,7 @@
               <w:rPr>
                 <w:webHidden/>
               </w:rPr>
-              <w:instrText xml:space="preserve"> PAGEREF _Toc211519177 \h </w:instrText>
+              <w:instrText xml:space="preserve"> PAGEREF _Toc212137292 \h </w:instrText>
             </w:r>
             <w:r>
               <w:rPr>
@@ -1231,7 +1231,7 @@
       <w:pPr>
         <w:pStyle w:val="Antratbenr"/>
       </w:pPr>
-      <w:bookmarkStart w:id="7" w:name="_Toc211519169"/>
+      <w:bookmarkStart w:id="7" w:name="_Toc212137284"/>
       <w:r>
         <w:lastRenderedPageBreak/>
         <w:t>Paveikslų sąrašas</w:t>
@@ -1261,7 +1261,7 @@
       <w:r>
         <w:fldChar w:fldCharType="separate"/>
       </w:r>
-      <w:hyperlink w:anchor="_Toc211516473" w:history="1">
+      <w:hyperlink w:anchor="_Toc212137293" w:history="1">
         <w:r>
           <w:rPr>
             <w:rStyle w:val="Hyperlink"/>
@@ -1297,7 +1297,7 @@
             <w:noProof/>
             <w:webHidden/>
           </w:rPr>
-          <w:instrText xml:space="preserve"> PAGEREF _Toc211516473 \h </w:instrText>
+          <w:instrText xml:space="preserve"> PAGEREF _Toc212137293 \h </w:instrText>
         </w:r>
         <w:r>
           <w:rPr>
@@ -1342,7 +1342,7 @@
           <w14:ligatures w14:val="standardContextual"/>
         </w:rPr>
       </w:pPr>
-      <w:hyperlink w:anchor="_Toc211516474" w:history="1">
+      <w:hyperlink w:anchor="_Toc212137294" w:history="1">
         <w:r>
           <w:rPr>
             <w:rStyle w:val="Hyperlink"/>
@@ -1378,7 +1378,7 @@
             <w:noProof/>
             <w:webHidden/>
           </w:rPr>
-          <w:instrText xml:space="preserve"> PAGEREF _Toc211516474 \h </w:instrText>
+          <w:instrText xml:space="preserve"> PAGEREF _Toc212137294 \h </w:instrText>
         </w:r>
         <w:r>
           <w:rPr>
@@ -1423,7 +1423,7 @@
           <w14:ligatures w14:val="standardContextual"/>
         </w:rPr>
       </w:pPr>
-      <w:hyperlink w:anchor="_Toc211516475" w:history="1">
+      <w:hyperlink w:anchor="_Toc212137295" w:history="1">
         <w:r>
           <w:rPr>
             <w:rStyle w:val="Hyperlink"/>
@@ -1459,7 +1459,7 @@
             <w:noProof/>
             <w:webHidden/>
           </w:rPr>
-          <w:instrText xml:space="preserve"> PAGEREF _Toc211516475 \h </w:instrText>
+          <w:instrText xml:space="preserve"> PAGEREF _Toc212137295 \h </w:instrText>
         </w:r>
         <w:r>
           <w:rPr>
@@ -1504,7 +1504,7 @@
           <w14:ligatures w14:val="standardContextual"/>
         </w:rPr>
       </w:pPr>
-      <w:hyperlink w:anchor="_Toc211516476" w:history="1">
+      <w:hyperlink w:anchor="_Toc212137296" w:history="1">
         <w:r>
           <w:rPr>
             <w:rStyle w:val="Hyperlink"/>
@@ -1540,7 +1540,7 @@
             <w:noProof/>
             <w:webHidden/>
           </w:rPr>
-          <w:instrText xml:space="preserve"> PAGEREF _Toc211516476 \h </w:instrText>
+          <w:instrText xml:space="preserve"> PAGEREF _Toc212137296 \h </w:instrText>
         </w:r>
         <w:r>
           <w:rPr>
@@ -1560,7 +1560,7 @@
             <w:noProof/>
             <w:webHidden/>
           </w:rPr>
-          <w:t>13</w:t>
+          <w:t>14</w:t>
         </w:r>
         <w:r>
           <w:rPr>
@@ -1585,7 +1585,7 @@
           <w14:ligatures w14:val="standardContextual"/>
         </w:rPr>
       </w:pPr>
-      <w:hyperlink w:anchor="_Toc211516477" w:history="1">
+      <w:hyperlink w:anchor="_Toc212137297" w:history="1">
         <w:r>
           <w:rPr>
             <w:rStyle w:val="Hyperlink"/>
@@ -1621,7 +1621,7 @@
             <w:noProof/>
             <w:webHidden/>
           </w:rPr>
-          <w:instrText xml:space="preserve"> PAGEREF _Toc211516477 \h </w:instrText>
+          <w:instrText xml:space="preserve"> PAGEREF _Toc212137297 \h </w:instrText>
         </w:r>
         <w:r>
           <w:rPr>
@@ -1666,7 +1666,7 @@
           <w14:ligatures w14:val="standardContextual"/>
         </w:rPr>
       </w:pPr>
-      <w:hyperlink w:anchor="_Toc211516478" w:history="1">
+      <w:hyperlink w:anchor="_Toc212137298" w:history="1">
         <w:r>
           <w:rPr>
             <w:rStyle w:val="Hyperlink"/>
@@ -1702,7 +1702,7 @@
             <w:noProof/>
             <w:webHidden/>
           </w:rPr>
-          <w:instrText xml:space="preserve"> PAGEREF _Toc211516478 \h </w:instrText>
+          <w:instrText xml:space="preserve"> PAGEREF _Toc212137298 \h </w:instrText>
         </w:r>
         <w:r>
           <w:rPr>
@@ -1722,7 +1722,7 @@
             <w:noProof/>
             <w:webHidden/>
           </w:rPr>
-          <w:t>14</w:t>
+          <w:t>15</w:t>
         </w:r>
         <w:r>
           <w:rPr>
@@ -1735,23 +1735,104 @@
     </w:p>
     <w:p>
       <w:pPr>
-        <w:pStyle w:val="Tekstas"/>
-        <w:rPr>
-          <w:b/>
-        </w:rPr>
-      </w:pPr>
-      <w:r>
-        <w:fldChar w:fldCharType="end"/>
-      </w:r>
-      <w:r>
-        <w:br w:type="page"/>
-      </w:r>
+        <w:pStyle w:val="TableofFigures"/>
+        <w:tabs>
+          <w:tab w:val="right" w:leader="dot" w:pos="9628"/>
+        </w:tabs>
+        <w:rPr>
+          <w:rFonts w:asciiTheme="minorHAnsi" w:eastAsiaTheme="minorEastAsia" w:hAnsiTheme="minorHAnsi" w:cstheme="minorBidi"/>
+          <w:noProof/>
+          <w:kern w:val="2"/>
+          <w:lang w:eastAsia="lt-LT"/>
+          <w14:ligatures w14:val="standardContextual"/>
+        </w:rPr>
+      </w:pPr>
+      <w:hyperlink w:anchor="_Toc212137299" w:history="1">
+        <w:r>
+          <w:rPr>
+            <w:rStyle w:val="Hyperlink"/>
+            <w:b/>
+            <w:bCs/>
+            <w:noProof/>
+          </w:rPr>
+          <w:t xml:space="preserve">7 pav. </w:t>
+        </w:r>
+        <w:r>
+          <w:rPr>
+            <w:rStyle w:val="Hyperlink"/>
+            <w:noProof/>
+          </w:rPr>
+          <w:t>Programos metu naudojami failai</w:t>
+        </w:r>
+        <w:r>
+          <w:rPr>
+            <w:noProof/>
+            <w:webHidden/>
+          </w:rPr>
+          <w:tab/>
+        </w:r>
+        <w:r>
+          <w:rPr>
+            <w:noProof/>
+            <w:webHidden/>
+          </w:rPr>
+          <w:fldChar w:fldCharType="begin"/>
+        </w:r>
+        <w:r>
+          <w:rPr>
+            <w:noProof/>
+            <w:webHidden/>
+          </w:rPr>
+          <w:instrText xml:space="preserve"> PAGEREF _Toc212137299 \h </w:instrText>
+        </w:r>
+        <w:r>
+          <w:rPr>
+            <w:noProof/>
+            <w:webHidden/>
+          </w:rPr>
+        </w:r>
+        <w:r>
+          <w:rPr>
+            <w:noProof/>
+            <w:webHidden/>
+          </w:rPr>
+          <w:fldChar w:fldCharType="separate"/>
+        </w:r>
+        <w:r>
+          <w:rPr>
+            <w:noProof/>
+            <w:webHidden/>
+          </w:rPr>
+          <w:t>16</w:t>
+        </w:r>
+        <w:r>
+          <w:rPr>
+            <w:noProof/>
+            <w:webHidden/>
+          </w:rPr>
+          <w:fldChar w:fldCharType="end"/>
+        </w:r>
+      </w:hyperlink>
     </w:p>
     <w:p>
       <w:pPr>
+        <w:pStyle w:val="Tekstas"/>
+        <w:rPr>
+          <w:b/>
+        </w:rPr>
+      </w:pPr>
+      <w:r>
+        <w:fldChar w:fldCharType="end"/>
+      </w:r>
+      <w:r>
+        <w:br w:type="page"/>
+      </w:r>
+    </w:p>
+    <w:p>
+      <w:pPr>
         <w:pStyle w:val="Antratbenr"/>
       </w:pPr>
-      <w:bookmarkStart w:id="8" w:name="_Toc211519170"/>
+      <w:bookmarkStart w:id="8" w:name="_Toc212137285"/>
       <w:r>
         <w:lastRenderedPageBreak/>
         <w:t>Darbo tiksla</w:t>
@@ -1854,7 +1935,7 @@
         </w:rPr>
         <w:fldChar w:fldCharType="separate"/>
       </w:r>
-      <w:bookmarkStart w:id="9" w:name="_Toc211516473"/>
+      <w:bookmarkStart w:id="9" w:name="_Toc212137293"/>
       <w:r>
         <w:rPr>
           <w:b/>
@@ -1900,7 +1981,7 @@
       <w:pPr>
         <w:pStyle w:val="Heading1"/>
       </w:pPr>
-      <w:bookmarkStart w:id="10" w:name="_Toc211519171"/>
+      <w:bookmarkStart w:id="10" w:name="_Toc212137286"/>
       <w:r>
         <w:lastRenderedPageBreak/>
         <w:t>Darbo eiga ir rezultatai</w:t>
@@ -1946,7 +2027,7 @@
       <w:pPr>
         <w:pStyle w:val="Heading2"/>
       </w:pPr>
-      <w:bookmarkStart w:id="11" w:name="_Toc211519172"/>
+      <w:bookmarkStart w:id="11" w:name="_Toc212137287"/>
       <w:r>
         <w:t>Parametrų parinkimo langas</w:t>
       </w:r>
@@ -2023,7 +2104,7 @@
         </w:rPr>
         <w:fldChar w:fldCharType="separate"/>
       </w:r>
-      <w:bookmarkStart w:id="12" w:name="_Toc211516474"/>
+      <w:bookmarkStart w:id="12" w:name="_Toc212137294"/>
       <w:r>
         <w:rPr>
           <w:b/>
@@ -13242,7 +13323,7 @@
           <w:lang w:eastAsia="lt-LT"/>
         </w:rPr>
       </w:pPr>
-      <w:bookmarkStart w:id="13" w:name="_Toc211519173"/>
+      <w:bookmarkStart w:id="13" w:name="_Toc212137288"/>
       <w:r>
         <w:rPr>
           <w:lang w:eastAsia="lt-LT"/>
@@ -15383,7 +15464,7 @@
           <w:lang w:eastAsia="lt-LT"/>
         </w:rPr>
       </w:pPr>
-      <w:bookmarkStart w:id="14" w:name="_Toc211519174"/>
+      <w:bookmarkStart w:id="14" w:name="_Toc212137289"/>
       <w:r>
         <w:rPr>
           <w:lang w:eastAsia="lt-LT"/>
@@ -31450,7 +31531,19 @@
         <w:rPr>
           <w:lang w:eastAsia="lt-LT"/>
         </w:rPr>
-        <w:t xml:space="preserve"> „GNSS FIX“ yra indikacija, kuri grafiškai nusako, ar GNSS modulis fiksavo savo poziciją, taip galima vizualiai galima matyti ar gaunami duomenys turi reikšmę.</w:t>
+        <w:t xml:space="preserve"> „GNSS FIX“ yra indikacija, kuri grafiškai nusako, ar GNSS modulis fiksavo savo poziciją, taip galima vizualiai</w:t>
+      </w:r>
+      <w:r>
+        <w:rPr>
+          <w:lang w:eastAsia="lt-LT"/>
+        </w:rPr>
+        <w:t xml:space="preserve"> </w:t>
+      </w:r>
+      <w:r>
+        <w:rPr>
+          <w:lang w:eastAsia="lt-LT"/>
+        </w:rPr>
+        <w:t>matyti ar gaunami duomenys turi reikšmę.</w:t>
       </w:r>
       <w:r>
         <w:rPr>
@@ -31466,7 +31559,7 @@
           <w:lang w:eastAsia="lt-LT"/>
         </w:rPr>
       </w:pPr>
-      <w:bookmarkStart w:id="15" w:name="_Toc211519175"/>
+      <w:bookmarkStart w:id="15" w:name="_Toc212137290"/>
       <w:r>
         <w:rPr>
           <w:lang w:eastAsia="lt-LT"/>
@@ -33533,7 +33626,19 @@
         <w:rPr>
           <w:lang w:eastAsia="lt-LT"/>
         </w:rPr>
-        <w:t>Šitame fragmente yra nustatomi grafiko duomenys inicializacijos metu.</w:t>
+        <w:t>Ši</w:t>
+      </w:r>
+      <w:r>
+        <w:rPr>
+          <w:lang w:eastAsia="lt-LT"/>
+        </w:rPr>
+        <w:t>a</w:t>
+      </w:r>
+      <w:r>
+        <w:rPr>
+          <w:lang w:eastAsia="lt-LT"/>
+        </w:rPr>
+        <w:t>me fragmente yra nustatomi grafiko duomenys inicializacijos metu.</w:t>
       </w:r>
     </w:p>
     <w:p>
@@ -33584,6 +33689,15 @@
           <w:lang w:eastAsia="lt-LT"/>
         </w:rPr>
         <w:t xml:space="preserve"> Šiame yra trys koordinatės, „zoom“ x ir y, kurias įvedus gaunamas .png failas ir yra importuojamas į grafinę vartotojo sąsają.</w:t>
+      </w:r>
+      <w:r>
+        <w:rPr>
+          <w:lang w:eastAsia="lt-LT"/>
+        </w:rPr>
+        <w:t xml:space="preserve"> </w:t>
+      </w:r>
+      <w:r>
+        <w:t>Kadangi duomenys buvo siunčiami iš mikroprocesoriaus DMS formatu koordinatėms atvaizduoti, šis buvo nepatogus įterpti į grafinį langą koordinates, taip pat jos būdavo didesnės paklaidos, todėl mikroprocesorius buvo perprogramuojamas ir koordinačių siuntimas pakeistas į „Decimal Degrees“ arba kitaip „DD“ formatą, kurį palaiko grafinis žemėlapis, pateikiant koordinates.</w:t>
       </w:r>
     </w:p>
     <w:p>
@@ -34570,12 +34684,13 @@
       </w:pPr>
       <w:r>
         <w:rPr>
+          <w:noProof/>
           <w:lang w:eastAsia="lt-LT"/>
         </w:rPr>
         <w:drawing>
-          <wp:inline distT="0" distB="0" distL="0" distR="0" wp14:anchorId="3E6A3C98" wp14:editId="31DB19EC">
-            <wp:extent cx="3755571" cy="2538264"/>
-            <wp:effectExtent l="0" t="0" r="0" b="0"/>
+          <wp:inline distT="0" distB="0" distL="0" distR="0" wp14:anchorId="3E6A3C98" wp14:editId="0DA4BEDE">
+            <wp:extent cx="2982594" cy="2015836"/>
+            <wp:effectExtent l="0" t="0" r="8890" b="3810"/>
             <wp:docPr id="1867897762" name="Picture 1" descr="A screenshot of a computer&#10;&#10;AI-generated content may be incorrect."/>
             <wp:cNvGraphicFramePr>
               <a:graphicFrameLocks xmlns:a="http://schemas.openxmlformats.org/drawingml/2006/main" noChangeAspect="1"/>
@@ -34596,7 +34711,7 @@
                   <pic:spPr>
                     <a:xfrm>
                       <a:off x="0" y="0"/>
-                      <a:ext cx="3766714" cy="2545796"/>
+                      <a:ext cx="3005633" cy="2031407"/>
                     </a:xfrm>
                     <a:prstGeom prst="rect">
                       <a:avLst/>
@@ -34634,7 +34749,7 @@
         </w:rPr>
         <w:fldChar w:fldCharType="separate"/>
       </w:r>
-      <w:bookmarkStart w:id="16" w:name="_Toc211516475"/>
+      <w:bookmarkStart w:id="16" w:name="_Toc212137295"/>
       <w:r>
         <w:rPr>
           <w:b/>
@@ -34681,10 +34796,24 @@
     <w:p>
       <w:pPr>
         <w:pStyle w:val="Tekstas"/>
+      </w:pPr>
+      <w:r>
+        <w:lastRenderedPageBreak/>
+        <w:t>Po prievado mygtuku esantis statusas nusako, ar yra atidarytas prievadas, kuris užsidega žaliai arba raudonai.</w:t>
+      </w:r>
+      <w:r>
+        <w:t xml:space="preserve"> Šiuo principu yra nurodomas GNSS modulio fiksavimas, kadangi šiam atvaizduoti yra tik nurodomas 0 bei 1. </w:t>
+      </w:r>
+    </w:p>
+    <w:p>
+      <w:pPr>
+        <w:pStyle w:val="Tekstas"/>
         <w:jc w:val="center"/>
       </w:pPr>
       <w:r>
-        <w:lastRenderedPageBreak/>
+        <w:rPr>
+          <w:noProof/>
+        </w:rPr>
         <w:drawing>
           <wp:inline distT="0" distB="0" distL="0" distR="0" wp14:anchorId="679D0367" wp14:editId="1DA1231D">
             <wp:extent cx="3429000" cy="2324306"/>
@@ -34747,7 +34876,7 @@
         </w:rPr>
         <w:fldChar w:fldCharType="separate"/>
       </w:r>
-      <w:bookmarkStart w:id="17" w:name="_Toc211516476"/>
+      <w:bookmarkStart w:id="17" w:name="_Toc212137296"/>
       <w:r>
         <w:rPr>
           <w:b/>
@@ -34788,6 +34917,9 @@
         <w:jc w:val="center"/>
       </w:pPr>
       <w:r>
+        <w:rPr>
+          <w:noProof/>
+        </w:rPr>
         <w:drawing>
           <wp:inline distT="0" distB="0" distL="0" distR="0" wp14:anchorId="576F5FB5" wp14:editId="1DB320F6">
             <wp:extent cx="3782785" cy="2566076"/>
@@ -34850,7 +34982,7 @@
         </w:rPr>
         <w:fldChar w:fldCharType="separate"/>
       </w:r>
-      <w:bookmarkStart w:id="18" w:name="_Toc211516477"/>
+      <w:bookmarkStart w:id="18" w:name="_Toc212137297"/>
       <w:r>
         <w:rPr>
           <w:b/>
@@ -34893,7 +35025,13 @@
         <w:pStyle w:val="Tekstas"/>
       </w:pPr>
       <w:r>
-        <w:t>Duomenys yra išsaugojami „Save Data“ mygtuku į du failus. Pasirinkta naudoti du failus todėl, nes duomenys yra skirtingo periodo, jutiklių duomenys yra gaunami kas 1/3 sekundės, todėl juos būtų sunkiau atvaizduoti „.csv“ pavidalu.</w:t>
+        <w:t xml:space="preserve">Duomenys yra išsaugojami „Save Data“ mygtuku į du failus. Pasirinkta naudoti du failus todėl, nes duomenys yra skirtingo periodo, jutiklių duomenys yra gaunami kas 1/3 sekundės, todėl juos būtų </w:t>
+      </w:r>
+      <w:r>
+        <w:t>nepatogu</w:t>
+      </w:r>
+      <w:r>
+        <w:t xml:space="preserve"> atvaizduoti „.csv“ pavidalu.</w:t>
       </w:r>
       <w:r>
         <w:t xml:space="preserve"> Saugojami yra </w:t>
@@ -34911,6 +35049,9 @@
         <w:jc w:val="center"/>
       </w:pPr>
       <w:r>
+        <w:rPr>
+          <w:noProof/>
+        </w:rPr>
         <w:lastRenderedPageBreak/>
         <w:drawing>
           <wp:inline distT="0" distB="0" distL="0" distR="0" wp14:anchorId="63D5E13A" wp14:editId="62B238F3">
@@ -34974,7 +35115,7 @@
         </w:rPr>
         <w:fldChar w:fldCharType="separate"/>
       </w:r>
-      <w:bookmarkStart w:id="19" w:name="_Toc211516478"/>
+      <w:bookmarkStart w:id="19" w:name="_Toc212137298"/>
       <w:r>
         <w:rPr>
           <w:b/>
@@ -36913,6 +37054,9 @@
         <w:jc w:val="center"/>
       </w:pPr>
       <w:r>
+        <w:rPr>
+          <w:noProof/>
+        </w:rPr>
         <w:lastRenderedPageBreak/>
         <w:drawing>
           <wp:inline distT="0" distB="0" distL="0" distR="0" wp14:anchorId="658B8A66" wp14:editId="6FEF7085">
@@ -36976,6 +37120,7 @@
         </w:rPr>
         <w:fldChar w:fldCharType="separate"/>
       </w:r>
+      <w:bookmarkStart w:id="20" w:name="_Toc212137299"/>
       <w:r>
         <w:rPr>
           <w:b/>
@@ -37008,6 +37153,7 @@
       <w:r>
         <w:t>Programos metu naudojami failai</w:t>
       </w:r>
+      <w:bookmarkEnd w:id="20"/>
       <w:r>
         <w:t xml:space="preserve"> </w:t>
       </w:r>
@@ -37016,12 +37162,12 @@
       <w:pPr>
         <w:pStyle w:val="Antratbenr"/>
       </w:pPr>
-      <w:bookmarkStart w:id="20" w:name="_Toc211519176"/>
+      <w:bookmarkStart w:id="21" w:name="_Toc212137291"/>
       <w:r>
         <w:lastRenderedPageBreak/>
         <w:t>Išvados</w:t>
       </w:r>
-      <w:bookmarkEnd w:id="20"/>
+      <w:bookmarkEnd w:id="21"/>
     </w:p>
     <w:p>
       <w:pPr>
@@ -37073,12 +37219,12 @@
       <w:pPr>
         <w:pStyle w:val="Antratbenr"/>
       </w:pPr>
-      <w:bookmarkStart w:id="21" w:name="_Toc211519177"/>
+      <w:bookmarkStart w:id="22" w:name="_Toc212137292"/>
       <w:r>
         <w:lastRenderedPageBreak/>
         <w:t>Šaltiniai</w:t>
       </w:r>
-      <w:bookmarkEnd w:id="21"/>
+      <w:bookmarkEnd w:id="22"/>
     </w:p>
     <w:p>
       <w:pPr>
@@ -39035,6 +39181,7 @@
   <w:style w:type="character" w:default="1" w:styleId="DefaultParagraphFont">
     <w:name w:val="Default Paragraph Font"/>
     <w:uiPriority w:val="1"/>
+    <w:semiHidden/>
     <w:unhideWhenUsed/>
   </w:style>
   <w:style w:type="table" w:default="1" w:styleId="TableNormal">
